--- a/LOCAL_ROUTE_기획서_v5.docx
+++ b/LOCAL_ROUTE_기획서_v5.docx
@@ -12,7 +12,7 @@
           <w:color w:val="0F766E"/>
           <w:sz w:val="40"/>
         </w:rPr>
-        <w:t>LOCAL ROUTE 통합 서비스 기획서 v5.0</w:t>
+        <w:t>LOCAL ROUTE 통합 서비스 기획서 v5.0 (상용 프로덕션 마스터)</w:t>
       </w:r>
     </w:p>
     <w:p>
@@ -39,7 +39,7 @@
         <w:t>문서 버전</w:t>
       </w:r>
       <w:r>
-        <w:t>: v5.0 (상용 프로덕션 기획서)</w:t>
+        <w:t>: v5.0 (프로덕션 마스터 기획서)</w:t>
       </w:r>
     </w:p>
     <w:p>
@@ -51,7 +51,7 @@
         <w:rPr>
           <w:b/>
         </w:rPr>
-        <w:t>작성일</w:t>
+        <w:t>최종 개정일</w:t>
       </w:r>
       <w:r>
         <w:t>: 2026-08-26</w:t>
@@ -66,20 +66,18 @@
         <w:rPr>
           <w:b/>
         </w:rPr>
-        <w:t>팀 구성</w:t>
+        <w:t>팀 구성 체제</w:t>
       </w:r>
       <w:r>
-        <w:t>: 6인 체제 (</w:t>
+        <w:t xml:space="preserve">: </w:t>
       </w:r>
       <w:r>
         <w:rPr>
           <w:b/>
         </w:rPr>
-        <w:t>AI / DB / INFRA / BE / FE / APP</w:t>
+        <w:t>6인 전문 엔지니어링 체제 (AI / DB / INFRA / BE / FE / APP)</w:t>
       </w:r>
-      <w:r>
-        <w:t>)</w:t>
-      </w:r>
+      <w:r/>
     </w:p>
     <w:p>
       <w:pPr>
@@ -90,7 +88,7 @@
         <w:rPr>
           <w:b/>
         </w:rPr>
-        <w:t>개발 마일스톤</w:t>
+        <w:t>마일스톤 목표</w:t>
       </w:r>
       <w:r>
         <w:t>:</w:t>
@@ -107,7 +105,7 @@
         <w:t>1단계 (2026.08.27 ~ 2026.09.04)</w:t>
       </w:r>
       <w:r>
-        <w:t>: 상용 웹 완결 및 모바일 반응형 웹 100% 출시</w:t>
+        <w:t>: 상용 웹 완결 &amp; 375px 모바일 반응형 웹 100% 프로덕션 런칭</w:t>
       </w:r>
     </w:p>
     <w:p>
@@ -121,7 +119,7 @@
         <w:t>2단계 (2026.09.05 ~ 2026.09.11)</w:t>
       </w:r>
       <w:r>
-        <w:t>: React Native 크로스플랫폼 앱 완결 및 Android / iOS 양대 스토어 출시</w:t>
+        <w:t>: React Native 크로스플랫폼 앱 완결 &amp; Google Play / Apple App Store 출시 제출</w:t>
       </w:r>
     </w:p>
     <w:p>
@@ -147,7 +145,7 @@
         <w:pStyle w:val="ListNumber"/>
       </w:pPr>
       <w:r>
-        <w:t>[Executive Summary &amp; 서비스 정의](#1-executive-summary--서비스-정의)</w:t>
+        <w:t>[Executive Summary &amp; 서비스 비전](#1-executive-summary--서비스-비전)</w:t>
       </w:r>
     </w:p>
     <w:p>
@@ -179,7 +177,7 @@
         <w:pStyle w:val="ListNumber"/>
       </w:pPr>
       <w:r>
-        <w:t>[11대 핵심 기능 상세 명세](#5-11대-핵심-기능-상세-명세)</w:t>
+        <w:t>[12대 핵심 기능 상세 명세](#5-12대-핵심-기능-상세-명세)</w:t>
       </w:r>
     </w:p>
     <w:p>
@@ -189,52 +187,57 @@
     </w:p>
     <w:p>
       <w:r>
-        <w:t xml:space="preserve">   - 5.2 먹고 싶은 한국 음식(8종 칩) 중심 탐색 &amp; 일정 앵커링</w:t>
+        <w:t xml:space="preserve">   - 5.2 1화면 1질문 단계별 취향 카드 위저드 (Taste Step Wizard)</w:t>
       </w:r>
     </w:p>
     <w:p>
       <w:r>
-        <w:t xml:space="preserve">   - 5.3 10개 맞춤형 코스 테마 카테고리</w:t>
+        <w:t xml:space="preserve">   - 5.3 먹고 싶은 한국 음식(8종 칩) 중심 탐색 &amp; 일정 앵커링</w:t>
       </w:r>
     </w:p>
     <w:p>
       <w:r>
-        <w:t xml:space="preserve">   - 5.4 카메라 메뉴판 OCR 번역기 (알레르기/돼지고기/맵기 분석)</w:t>
+        <w:t xml:space="preserve">   - 5.4 10개 맞춤형 코스 테마 카테고리</w:t>
       </w:r>
     </w:p>
     <w:p>
       <w:r>
-        <w:t xml:space="preserve">   - 5.5 양방향 실시간 동시 음성 통역기 (STT/TTS 워키토키)</w:t>
+        <w:t xml:space="preserve">   - 5.5 📷 카메라 메뉴판 OCR 번역기 (알레르기/돼지고기/맵기 분석)</w:t>
       </w:r>
     </w:p>
     <w:p>
       <w:r>
-        <w:t xml:space="preserve">   - 5.6 여행 준비 및 부산 대표 사투리 표현 익히기</w:t>
+        <w:t xml:space="preserve">   - 5.6 🎙️ 양방향 실시간 동시 음성 통역기 (STT/TTS 워키토키)</w:t>
       </w:r>
     </w:p>
     <w:p>
       <w:r>
-        <w:t xml:space="preserve">   - 5.7 식당 현장 이용 상세 (혼밥, 브레이크타임, 예약 필요 여부)</w:t>
+        <w:t xml:space="preserve">   - 5.7 🗣️ 여행 준비 및 부산 대표 사투리 표현 익히기 위젯</w:t>
       </w:r>
     </w:p>
     <w:p>
       <w:r>
-        <w:t xml:space="preserve">   - 5.8 날씨 연동 준비물 안내 &amp; 실내 장소 부분 재최적화</w:t>
+        <w:t xml:space="preserve">   - 5.8 🏛️ 장소별 한국어 말하기 모달 (관광/식당/택시/숙소 4대 탭)</w:t>
       </w:r>
     </w:p>
     <w:p>
       <w:r>
-        <w:t xml:space="preserve">   - 5.9 현장 이동 지원 &amp; 외국인 전용 택시 목적지 카드</w:t>
+        <w:t xml:space="preserve">   - 5.9 카카오맵 리뷰 평점·후기 연동 &amp; 현실적 예상 비용 산출</w:t>
       </w:r>
     </w:p>
     <w:p>
       <w:r>
-        <w:t xml:space="preserve">   - 5.10 방문 후 만족도 피드백 &amp; 다음 추천 자동 학습</w:t>
+        <w:t xml:space="preserve">   - 5.10 날씨 연동 준비물 안내 &amp; 실내 장소 부분 재최적화</w:t>
       </w:r>
     </w:p>
     <w:p>
       <w:r>
-        <w:t xml:space="preserve">   - 5.11 지도 기반 추억 지도 &amp; 자동 회고 피드</w:t>
+        <w:t xml:space="preserve">   - 5.11 현장 이동 지원 &amp; 외국인 전용 택시 목적지 카드</w:t>
+      </w:r>
+    </w:p>
+    <w:p>
+      <w:r>
+        <w:t xml:space="preserve">   - 5.12 트래블 북(Travel Book) &amp; 지도 기반 추억 지도(Memory Map)</w:t>
       </w:r>
     </w:p>
     <w:p>
@@ -242,7 +245,7 @@
         <w:pStyle w:val="ListNumber"/>
       </w:pPr>
       <w:r>
-        <w:t>[추천 및 최단 동선 최적화 알고리즘 (OR-Tools + PostGIS)](#6-추천-및-최단-동선-최적화-알고리즘)</w:t>
+        <w:t>[추천 및 최단 동선 최적화 알고리즘 (OR-Tools + Spatial Clustering)](#6-추천-및-최단-동선-최적화-알고리즘)</w:t>
       </w:r>
     </w:p>
     <w:p>
@@ -250,7 +253,7 @@
         <w:pStyle w:val="ListNumber"/>
       </w:pPr>
       <w:r>
-        <w:t>[데이터 모델 &amp; 공간 DB 아키텍처](#7-데이터-모델--공간-db-아키텍처)</w:t>
+        <w:t>[데이터 모델 &amp; 26개 테이블 공간 DB 아키텍처](#7-데이터-모델--26개-테이블-공간-db-아키텍처)</w:t>
       </w:r>
     </w:p>
     <w:p>
@@ -258,7 +261,7 @@
         <w:pStyle w:val="ListNumber"/>
       </w:pPr>
       <w:r>
-        <w:t>[6인 팀 역할 분담 및 전문 기술 스택](#8-6인-팀-역할-분담-및-전문-기술-스택)</w:t>
+        <w:t>[66개 RESTful API 엔드포인트 명세](#8-66개-restful-api-엔드포인트-명세)</w:t>
       </w:r>
     </w:p>
     <w:p>
@@ -266,7 +269,7 @@
         <w:pStyle w:val="ListNumber"/>
       </w:pPr>
       <w:r>
-        <w:t>[2단계 마일스톤 개발 계획 (9/4 웹 ➔ 9/11 앱 스토어)](#9-2단계-마일스톤-개발-계획)</w:t>
+        <w:t>[6인 팀 역할 분담 및 기술 스택](#9-6인-팀-역할-분담-및-기술-스택)</w:t>
       </w:r>
     </w:p>
     <w:p>
@@ -274,7 +277,7 @@
         <w:pStyle w:val="ListNumber"/>
       </w:pPr>
       <w:r>
-        <w:t>[크로스플랫폼 배포 전략 &amp; 스토어 심사 통과 가이드](#10-크로스플랫폼-배포-전략--스토어-심사-통과-가이드)</w:t>
+        <w:t>[2단계 마일스톤 개발 계획 (9/4 웹 ➔ 9/11 앱 스토어)](#10-2단계-마일스톤-개발-계획)</w:t>
       </w:r>
     </w:p>
     <w:p>
@@ -282,7 +285,15 @@
         <w:pStyle w:val="ListNumber"/>
       </w:pPr>
       <w:r>
-        <w:t>[KPI 및 위험 관리](#11-kpi-및-위험-관리)</w:t>
+        <w:t>[크로스플랫폼 배포 전략 &amp; 스토어 심사 통과 가이드](#11-크로스플랫폼-배포-전략--스토어-심사-통과-가이드)</w:t>
+      </w:r>
+    </w:p>
+    <w:p>
+      <w:pPr>
+        <w:pStyle w:val="ListNumber"/>
+      </w:pPr>
+      <w:r>
+        <w:t>[KPI 및 위험 관리 방안](#12-kpi-및-위험-관리-방안)</w:t>
       </w:r>
     </w:p>
     <w:p>
@@ -300,7 +311,7 @@
           <w:color w:val="0284C7"/>
           <w:sz w:val="30"/>
         </w:rPr>
-        <w:t>1. Executive Summary &amp; 서비스 정의</w:t>
+        <w:t>1. Executive Summary &amp; 서비스 비전</w:t>
       </w:r>
     </w:p>
     <w:p>
@@ -326,7 +337,7 @@
           <w:i/>
           <w:color w:val="334155"/>
         </w:rPr>
-        <w:t>**LOCAL ROUTE**는 실제 현지인들의 방문 행동과 검증된 카카오 리뷰 평점을 바탕으로, 외국인 관광객이 한국에서 겪는 **탐색 · 이동 · 주문 · 결제 · 소통의 단절을 완벽하게 해소**하고, 수학적 최적화 엔진(OR-Tools)으로 실행 가능한 시간표와 현장 AI 도구(메뉴판 번역, 음성 통역, 사투리 학습)를 제공하는 **외국인 현장 완결형 스마트 로컬 여행 플랫폼**이다.</w:t>
+        <w:t>**LOCAL ROUTE**는 실제 현지인들의 방문 행동과 검증된 카카오 리뷰 평점을 바탕으로, 외국인 관광객이 한국에서 겪는 **탐색 · 이동 · 주문 · 결제 · 소통의 단절을 완벽하게 해소**하고, 수학적 최적화 엔진(OR-Tools)으로 실행 가능한 시간표와 현장 스마트 도구(메뉴판 번역, 음성 통역, 사투리 학습, 택시 카드)를 제공하는 **외국인 현장 완결형 스마트 로컬 여행 플랫폼**이다.</w:t>
       </w:r>
     </w:p>
     <w:p>
@@ -405,7 +416,7 @@
                 <w:color w:val="1E293B"/>
                 <w:sz w:val="19"/>
               </w:rPr>
-              <w:t>**구글맵의 한국 내 길찾기 단절 &amp; 정보 부정확**</w:t>
+              <w:t>**구글맵의 한국 내 대중교통/도보 길찾기 단절**</w:t>
             </w:r>
           </w:p>
         </w:tc>
@@ -501,7 +512,7 @@
                 <w:color w:val="1E293B"/>
                 <w:sz w:val="19"/>
               </w:rPr>
-              <w:t>**동선 낭비와 비현실적인 일정**</w:t>
+              <w:t>**비효율적인 동선 낭비와 일정 붕괴**</w:t>
             </w:r>
           </w:p>
         </w:tc>
@@ -516,7 +527,7 @@
                 <w:color w:val="1E293B"/>
                 <w:sz w:val="19"/>
               </w:rPr>
-              <w:t>**Google OR-Tools VRP 솔버** 기반 권역별(동/중/서부산) 군집화 및 이동시간 최소화</w:t>
+              <w:t>**Google OR-Tools VRP 솔버** 기반 권역별(동/중/서부산) 군집화 및 이동시간 35% 단축</w:t>
             </w:r>
           </w:p>
         </w:tc>
@@ -585,7 +596,7 @@
         <w:t>데이터와 수학적 제약조건 최적화</w:t>
       </w:r>
       <w:r>
-        <w:t>: 일정 생성은 환각(Hallucination)이 있는 단순 생성형 AI 대신 검증된 DB와 Google OR-Tools 최적화기가 시간창(Time Window), 영업시간, 예산 제약을 100% 충족하며 계산한다.</w:t>
+        <w:t>: 일정 생성은 단순 생성형 AI 대신 검증된 DB와 Google OR-Tools 최적화기가 시간창(Time Window), 영업시간, 예산 제약을 100% 충족하며 계산한다.</w:t>
       </w:r>
     </w:p>
     <w:p>
@@ -660,7 +671,7 @@
         <w:t>세로 흐름의 완결성</w:t>
       </w:r>
       <w:r>
-        <w:t>: `음식/취향 선택 ➔ 일정 자동 생성 ➔ 현장 이동 ➔ 메뉴판 촬영/음성 통역 ➔ 사진 기록 및 회고`로 이어지는 여행 전 과정을 원스톱으로 지원한다.</w:t>
+        <w:t>: `음식/취향 선택 ➔ 일정 자동 생성 ➔ 현장 이동 ➔ 메뉴판 촬영/음성 통역 ➔ 트래블 북 기록 및 회고`로 이어지는 여행 전 과정을 원스톱으로 지원한다.</w:t>
       </w:r>
     </w:p>
     <w:p>
@@ -827,7 +838,7 @@
     </w:p>
     <w:p>
       <w:r>
-        <w:t xml:space="preserve">        A[언어 선택 KO / EN] --&gt; B[기본 조건 &amp; 식단/알레르기 입력]</w:t>
+        <w:t xml:space="preserve">        A[언어 선택 KO / EN] --&gt; B[1화면 1질문 취향 카드 선택]</w:t>
       </w:r>
     </w:p>
     <w:p>
@@ -867,7 +878,7 @@
     </w:p>
     <w:p>
       <w:r>
-        <w:t xml:space="preserve">        G --&gt; H[장소별 한국어 TTS &amp; 택시 카드]</w:t>
+        <w:t xml:space="preserve">        G --&gt; H[🏛️ 4대 카테고리 한국어 TTS &amp; 택시 카드]</w:t>
       </w:r>
     </w:p>
     <w:p>
@@ -887,12 +898,12 @@
     </w:p>
     <w:p>
       <w:r>
-        <w:t xml:space="preserve">        I --&gt; J[지도 기반 추억 지도 &amp; 회고 카드]</w:t>
+        <w:t xml:space="preserve">        I --&gt; J[지도 기반 추억 지도 &amp; 트래블 북]</w:t>
       </w:r>
     </w:p>
     <w:p>
       <w:r>
-        <w:t xml:space="preserve">        J --&gt; K[여행 스토리 공유 &amp; 추천 엔진 학습]</w:t>
+        <w:t xml:space="preserve">        J --&gt; K[여행 피드 공유 &amp; 추천 엔진 학습]</w:t>
       </w:r>
     </w:p>
     <w:p>
@@ -915,7 +926,7 @@
           <w:color w:val="0284C7"/>
           <w:sz w:val="30"/>
         </w:rPr>
-        <w:t>5. 11대 핵심 기능 상세 명세</w:t>
+        <w:t>5. 12대 핵심 기능 상세 명세</w:t>
       </w:r>
     </w:p>
     <w:p>
@@ -940,7 +951,7 @@
         <w:rPr>
           <w:b/>
         </w:rPr>
-        <w:t>화면 우측 상단 플로팅 바</w:t>
+        <w:t>화면 우측 상단 고정 플로팅 바</w:t>
       </w:r>
       <w:r>
         <w:t>: `한국어 | English` 스위처 상시 노출.</w:t>
@@ -955,7 +966,7 @@
         <w:rPr>
           <w:b/>
         </w:rPr>
-        <w:t>반응형 상태 동기화</w:t>
+        <w:t>반응형 상태 동기화 (`uiLang`)</w:t>
       </w:r>
       <w:r>
         <w:t>: 언어 변경 시 새로고침 없이 즉시 모든 버튼(`Speak Korean`, `Route on Map`, `Replace Place` 등), 뱃지, 모달 텍스트가 100% 영문/한국어로 리렌더링.</w:t>
@@ -986,7 +997,36 @@
           <w:color w:val="0F172A"/>
           <w:sz w:val="25"/>
         </w:rPr>
-        <w:t>5.2 먹고 싶은 한국 음식(8종 칩) 중심 탐색 &amp; 일정 앵커링</w:t>
+        <w:t>5.2 1화면 1질문 단계별 취향 카드 위저드 (Taste Step Wizard)</w:t>
+      </w:r>
+    </w:p>
+    <w:p>
+      <w:pPr>
+        <w:pStyle w:val="ListBullet"/>
+      </w:pPr>
+      <w:r>
+        <w:t>기존의 복잡한 긴 폼 입력을 탈피하여, 화면당 하나의 핵심 질문에 집중하는 몰입형 캐러셀 카드 UI 채택.</w:t>
+      </w:r>
+    </w:p>
+    <w:p>
+      <w:pPr>
+        <w:pStyle w:val="ListBullet"/>
+      </w:pPr>
+      <w:r>
+        <w:t>여행 기분(Travel Mood), 선호 활동(Activities), 식단/알레르기(Diet/Allergies)를 단계별로 선택.</w:t>
+      </w:r>
+    </w:p>
+    <w:p>
+      <w:pPr>
+        <w:spacing w:before="200" w:after="80"/>
+      </w:pPr>
+      <w:r>
+        <w:rPr>
+          <w:b/>
+          <w:color w:val="0F172A"/>
+          <w:sz w:val="25"/>
+        </w:rPr>
+        <w:t>5.3 먹고 싶은 한국 음식(8종 칩) 중심 탐색 &amp; 일정 앵커링</w:t>
       </w:r>
     </w:p>
     <w:p>
@@ -1029,7 +1069,7 @@
           <w:color w:val="0F172A"/>
           <w:sz w:val="25"/>
         </w:rPr>
-        <w:t>5.3 10개 맞춤형 코스 테마 카테고리</w:t>
+        <w:t>5.4 10개 맞춤형 코스 테마 카테고리</w:t>
       </w:r>
     </w:p>
     <w:p>
@@ -1122,7 +1162,7 @@
           <w:color w:val="0F172A"/>
           <w:sz w:val="25"/>
         </w:rPr>
-        <w:t>5.4 📷 카메라 메뉴판 OCR 번역기</w:t>
+        <w:t>5.5 📷 카메라 메뉴판 OCR 번역기</w:t>
       </w:r>
     </w:p>
     <w:p>
@@ -1195,7 +1235,7 @@
           <w:color w:val="0F172A"/>
           <w:sz w:val="25"/>
         </w:rPr>
-        <w:t>5.5 🎙️ 양방향 실시간 동시 음성 통역기</w:t>
+        <w:t>5.6 🎙️ 양방향 실시간 동시 음성 통역기</w:t>
       </w:r>
     </w:p>
     <w:p>
@@ -1271,7 +1311,7 @@
           <w:color w:val="0F172A"/>
           <w:sz w:val="25"/>
         </w:rPr>
-        <w:t>5.6 🗣️ 여행 준비 및 부산 대표 사투리 표현 익히기</w:t>
+        <w:t>5.7 🗣️ 여행 준비 및 부산 대표 사투리 표현 익히기 위젯</w:t>
       </w:r>
     </w:p>
     <w:p>
@@ -1359,15 +1399,52 @@
           <w:color w:val="0F172A"/>
           <w:sz w:val="25"/>
         </w:rPr>
-        <w:t>5.7 식당 현장 이용 상세 정보</w:t>
+        <w:t>5.8 🏛️ 장소별 한국어 말하기 모달 (4대 카테고리 완비)</w:t>
       </w:r>
     </w:p>
     <w:p>
       <w:pPr>
         <w:pStyle w:val="ListBullet"/>
       </w:pPr>
+      <w:r/>
       <w:r>
-        <w:t>혼밥 가능 여부 (`Solo Friendly`), 포장 가능 여부 (`Takeout Available`), 영어 메뉴 (`English Menu`), 해외카드 결제 (`International Cards`), 브레이크타임 및 라스트오더 시간 제공.</w:t>
+        <w:rPr>
+          <w:b/>
+        </w:rPr>
+        <w:t>4대 탭 구성</w:t>
+      </w:r>
+      <w:r>
+        <w:t>: 🏛️ TOURIST(관광지), 🍽️ RESTAURANT(식당/카페), 🚕 TAXI(이동), 🏨 LODGING(숙소).</w:t>
+      </w:r>
+    </w:p>
+    <w:p>
+      <w:pPr>
+        <w:pStyle w:val="ListBullet"/>
+      </w:pPr>
+      <w:r/>
+      <w:r>
+        <w:rPr>
+          <w:b/>
+        </w:rPr>
+        <w:t>14종 필수 현장 문장</w:t>
+      </w:r>
+      <w:r>
+        <w:t>: 입장권 구매, 사진 요청, 화장실 위치, 안 맵게 요청, 얼음물 요청, 카드 결제, 체크인 등.</w:t>
+      </w:r>
+    </w:p>
+    <w:p>
+      <w:pPr>
+        <w:pStyle w:val="ListBullet"/>
+      </w:pPr>
+      <w:r/>
+      <w:r>
+        <w:rPr>
+          <w:b/>
+        </w:rPr>
+        <w:t>TTS 음성 재생 &amp; 대형 텍스트</w:t>
+      </w:r>
+      <w:r>
+        <w:t>: 현지 직원/기사님께 직접 화면을 보여주거나 음성을 들려줄 수 있는 기능.</w:t>
       </w:r>
     </w:p>
     <w:p>
@@ -1380,7 +1457,50 @@
           <w:color w:val="0F172A"/>
           <w:sz w:val="25"/>
         </w:rPr>
-        <w:t>5.8 날씨 연동 준비물 안내 &amp; 실내 장소 부분 재최적화</w:t>
+        <w:t>5.9 카카오맵 리뷰 평점·후기 연동 &amp; 현실적 예상 비용 산출</w:t>
+      </w:r>
+    </w:p>
+    <w:p>
+      <w:pPr>
+        <w:pStyle w:val="ListBullet"/>
+      </w:pPr>
+      <w:r/>
+      <w:r>
+        <w:rPr>
+          <w:b/>
+        </w:rPr>
+        <w:t>카카오 평점 시각화</w:t>
+      </w:r>
+      <w:r>
+        <w:t>: 장소 카드 상단에 `★ 4.5 (카카오 후기 1,230개)` 및 대표 키워드 3종 표출.</w:t>
+      </w:r>
+    </w:p>
+    <w:p>
+      <w:pPr>
+        <w:pStyle w:val="ListBullet"/>
+      </w:pPr>
+      <w:r/>
+      <w:r>
+        <w:rPr>
+          <w:b/>
+        </w:rPr>
+        <w:t>현실적 카테고리별 비용 산출</w:t>
+      </w:r>
+      <w:r>
+        <w:t>: 무료 관광지 0원, 유료 관람 15,000원, 식당 1인 14,000원, 카페 7,000원, 숙소 80,000원~150,000원 정밀 산출.</w:t>
+      </w:r>
+    </w:p>
+    <w:p>
+      <w:pPr>
+        <w:spacing w:before="200" w:after="80"/>
+      </w:pPr>
+      <w:r>
+        <w:rPr>
+          <w:b/>
+          <w:color w:val="0F172A"/>
+          <w:sz w:val="25"/>
+        </w:rPr>
+        <w:t>5.10 날씨 연동 준비물 안내 &amp; 실내 장소 부분 재최적화</w:t>
       </w:r>
     </w:p>
     <w:p>
@@ -1409,7 +1529,7 @@
           <w:color w:val="0F172A"/>
           <w:sz w:val="25"/>
         </w:rPr>
-        <w:t>5.9 현장 이동 지원 &amp; 외국인 전용 택시 목적지 카드</w:t>
+        <w:t>5.11 현장 이동 지원 &amp; 외국인 전용 택시 목적지 카드</w:t>
       </w:r>
     </w:p>
     <w:p>
@@ -1446,28 +1566,7 @@
           <w:color w:val="0F172A"/>
           <w:sz w:val="25"/>
         </w:rPr>
-        <w:t>5.10 방문 후 만족도 피드백 &amp; 다음 추천 자동 학습</w:t>
-      </w:r>
-    </w:p>
-    <w:p>
-      <w:pPr>
-        <w:pStyle w:val="ListBullet"/>
-      </w:pPr>
-      <w:r>
-        <w:t>방문 완료 후 별점 및 현장 편의성 피드백 수집 ➔ 해당 사용자의 향후 취향 가중치에 실시간 반영.</w:t>
-      </w:r>
-    </w:p>
-    <w:p>
-      <w:pPr>
-        <w:spacing w:before="200" w:after="80"/>
-      </w:pPr>
-      <w:r>
-        <w:rPr>
-          <w:b/>
-          <w:color w:val="0F172A"/>
-          <w:sz w:val="25"/>
-        </w:rPr>
-        <w:t>5.11 지도 기반 추억 지도 &amp; 자동 회고 피드</w:t>
+        <w:t>5.12 트래블 북(Travel Book) &amp; 지도 기반 추억 지도(Memory Map)</w:t>
       </w:r>
     </w:p>
     <w:p>
@@ -1492,7 +1591,7 @@
         <w:pStyle w:val="ListBullet"/>
       </w:pPr>
       <w:r>
-        <w:t>`부산에서의 3일간의 추억` 디지털 회고 카드 및 SNS 공유 링크 제공.</w:t>
+        <w:t>`부산에서의 3일간의 추억` 디지털 트래블 북 및 SNS 공유 링크 제공.</w:t>
       </w:r>
     </w:p>
     <w:p>
@@ -1620,7 +1719,7 @@
           <w:color w:val="0284C7"/>
           <w:sz w:val="30"/>
         </w:rPr>
-        <w:t>7. 데이터 모델 &amp; 공간 DB 아키텍처</w:t>
+        <w:t>7. 데이터 모델 &amp; 26개 테이블 공간 DB 아키텍처</w:t>
       </w:r>
     </w:p>
     <w:p>
@@ -1701,6 +1800,16 @@
     <w:p>
       <w:r>
         <w:t xml:space="preserve">    TRIP ||--o{ TRIP_STORY : records</w:t>
+      </w:r>
+    </w:p>
+    <w:p>
+      <w:r>
+        <w:t xml:space="preserve">    ANONYMOUS_SESSION ||--o{ TRIP : owns</w:t>
+      </w:r>
+    </w:p>
+    <w:p>
+      <w:r>
+        <w:t xml:space="preserve">    USER ||--o{ TRIP : owns</w:t>
       </w:r>
     </w:p>
     <w:p>
@@ -1813,7 +1922,474 @@
           <w:color w:val="0284C7"/>
           <w:sz w:val="30"/>
         </w:rPr>
-        <w:t>8. 6인 팀 역할 분담 및 전문 기술 스택</w:t>
+        <w:t>8. 66개 RESTful API 엔드포인트 명세</w:t>
+      </w:r>
+    </w:p>
+    <w:tbl>
+      <w:tblPr>
+        <w:tblW w:type="auto" w:w="0"/>
+        <w:jc w:val="center"/>
+        <w:tblLayout w:type="autofit"/>
+        <w:tblLook w:firstColumn="1" w:firstRow="1" w:lastColumn="0" w:lastRow="0" w:noHBand="0" w:noVBand="1" w:val="04A0"/>
+      </w:tblPr>
+      <w:tblGrid>
+        <w:gridCol w:w="3120"/>
+        <w:gridCol w:w="3120"/>
+        <w:gridCol w:w="3120"/>
+      </w:tblGrid>
+      <w:tr>
+        <w:tc>
+          <w:tcPr>
+            <w:tcW w:type="dxa" w:w="3120"/>
+            <w:shd w:fill="0F766E"/>
+          </w:tcPr>
+          <w:p>
+            <w:pPr>
+              <w:jc w:val="center"/>
+            </w:pPr>
+            <w:r>
+              <w:rPr>
+                <w:b/>
+                <w:color w:val="FFFFFF"/>
+                <w:sz w:val="20"/>
+              </w:rPr>
+              <w:t>라우트 파일</w:t>
+            </w:r>
+          </w:p>
+        </w:tc>
+        <w:tc>
+          <w:tcPr>
+            <w:tcW w:type="dxa" w:w="3120"/>
+            <w:shd w:fill="0F766E"/>
+          </w:tcPr>
+          <w:p>
+            <w:pPr>
+              <w:jc w:val="center"/>
+            </w:pPr>
+            <w:r>
+              <w:rPr>
+                <w:b/>
+                <w:color w:val="FFFFFF"/>
+                <w:sz w:val="20"/>
+              </w:rPr>
+              <w:t>엔드포인트 수</w:t>
+            </w:r>
+          </w:p>
+        </w:tc>
+        <w:tc>
+          <w:tcPr>
+            <w:tcW w:type="dxa" w:w="3120"/>
+            <w:shd w:fill="0F766E"/>
+          </w:tcPr>
+          <w:p>
+            <w:pPr>
+              <w:jc w:val="center"/>
+            </w:pPr>
+            <w:r>
+              <w:rPr>
+                <w:b/>
+                <w:color w:val="FFFFFF"/>
+                <w:sz w:val="20"/>
+              </w:rPr>
+              <w:t>주요 역할</w:t>
+            </w:r>
+          </w:p>
+        </w:tc>
+      </w:tr>
+      <w:tr>
+        <w:tc>
+          <w:tcPr>
+            <w:tcW w:type="dxa" w:w="3120"/>
+            <w:shd w:fill="F8FAFC"/>
+          </w:tcPr>
+          <w:p>
+            <w:r>
+              <w:rPr>
+                <w:color w:val="1E293B"/>
+                <w:sz w:val="19"/>
+              </w:rPr>
+              <w:t>`routes/trips.ts`</w:t>
+            </w:r>
+          </w:p>
+        </w:tc>
+        <w:tc>
+          <w:tcPr>
+            <w:tcW w:type="dxa" w:w="3120"/>
+            <w:shd w:fill="F8FAFC"/>
+          </w:tcPr>
+          <w:p>
+            <w:r>
+              <w:rPr>
+                <w:color w:val="1E293B"/>
+                <w:sz w:val="19"/>
+              </w:rPr>
+              <w:t>18개</w:t>
+            </w:r>
+          </w:p>
+        </w:tc>
+        <w:tc>
+          <w:tcPr>
+            <w:tcW w:type="dxa" w:w="3120"/>
+            <w:shd w:fill="F8FAFC"/>
+          </w:tcPr>
+          <w:p>
+            <w:r>
+              <w:rPr>
+                <w:color w:val="1E293B"/>
+                <w:sz w:val="19"/>
+              </w:rPr>
+              <w:t>여행 생성, 일정 조회, 일정 재최적화(Replan), 장소 교체, 시간표 수정</w:t>
+            </w:r>
+          </w:p>
+        </w:tc>
+      </w:tr>
+      <w:tr>
+        <w:tc>
+          <w:tcPr>
+            <w:tcW w:type="dxa" w:w="3120"/>
+            <w:shd w:fill="FFFFFF"/>
+          </w:tcPr>
+          <w:p>
+            <w:r>
+              <w:rPr>
+                <w:color w:val="1E293B"/>
+                <w:sz w:val="19"/>
+              </w:rPr>
+              <w:t>`routes/account.ts`</w:t>
+            </w:r>
+          </w:p>
+        </w:tc>
+        <w:tc>
+          <w:tcPr>
+            <w:tcW w:type="dxa" w:w="3120"/>
+            <w:shd w:fill="FFFFFF"/>
+          </w:tcPr>
+          <w:p>
+            <w:r>
+              <w:rPr>
+                <w:color w:val="1E293B"/>
+                <w:sz w:val="19"/>
+              </w:rPr>
+              <w:t>8개</w:t>
+            </w:r>
+          </w:p>
+        </w:tc>
+        <w:tc>
+          <w:tcPr>
+            <w:tcW w:type="dxa" w:w="3120"/>
+            <w:shd w:fill="FFFFFF"/>
+          </w:tcPr>
+          <w:p>
+            <w:r>
+              <w:rPr>
+                <w:color w:val="1E293B"/>
+                <w:sz w:val="19"/>
+              </w:rPr>
+              <w:t>회원가입, 로그인, 세션 병합, 프로필 수정, **스토어 심사 계정 탈퇴/삭제**</w:t>
+            </w:r>
+          </w:p>
+        </w:tc>
+      </w:tr>
+      <w:tr>
+        <w:tc>
+          <w:tcPr>
+            <w:tcW w:type="dxa" w:w="3120"/>
+            <w:shd w:fill="F8FAFC"/>
+          </w:tcPr>
+          <w:p>
+            <w:r>
+              <w:rPr>
+                <w:color w:val="1E293B"/>
+                <w:sz w:val="19"/>
+              </w:rPr>
+              <w:t>`routes/community.ts`</w:t>
+            </w:r>
+          </w:p>
+        </w:tc>
+        <w:tc>
+          <w:tcPr>
+            <w:tcW w:type="dxa" w:w="3120"/>
+            <w:shd w:fill="F8FAFC"/>
+          </w:tcPr>
+          <w:p>
+            <w:r>
+              <w:rPr>
+                <w:color w:val="1E293B"/>
+                <w:sz w:val="19"/>
+              </w:rPr>
+              <w:t>9개</w:t>
+            </w:r>
+          </w:p>
+        </w:tc>
+        <w:tc>
+          <w:tcPr>
+            <w:tcW w:type="dxa" w:w="3120"/>
+            <w:shd w:fill="F8FAFC"/>
+          </w:tcPr>
+          <w:p>
+            <w:r>
+              <w:rPr>
+                <w:color w:val="1E293B"/>
+                <w:sz w:val="19"/>
+              </w:rPr>
+              <w:t>GPS 방문 인증, 리뷰 작성, 장소 정보 제보, 로컬 등급 프로필</w:t>
+            </w:r>
+          </w:p>
+        </w:tc>
+      </w:tr>
+      <w:tr>
+        <w:tc>
+          <w:tcPr>
+            <w:tcW w:type="dxa" w:w="3120"/>
+            <w:shd w:fill="FFFFFF"/>
+          </w:tcPr>
+          <w:p>
+            <w:r>
+              <w:rPr>
+                <w:color w:val="1E293B"/>
+                <w:sz w:val="19"/>
+              </w:rPr>
+              <w:t>`routes/social.ts`</w:t>
+            </w:r>
+          </w:p>
+        </w:tc>
+        <w:tc>
+          <w:tcPr>
+            <w:tcW w:type="dxa" w:w="3120"/>
+            <w:shd w:fill="FFFFFF"/>
+          </w:tcPr>
+          <w:p>
+            <w:r>
+              <w:rPr>
+                <w:color w:val="1E293B"/>
+                <w:sz w:val="19"/>
+              </w:rPr>
+              <w:t>8개</w:t>
+            </w:r>
+          </w:p>
+        </w:tc>
+        <w:tc>
+          <w:tcPr>
+            <w:tcW w:type="dxa" w:w="3120"/>
+            <w:shd w:fill="FFFFFF"/>
+          </w:tcPr>
+          <w:p>
+            <w:r>
+              <w:rPr>
+                <w:color w:val="1E293B"/>
+                <w:sz w:val="19"/>
+              </w:rPr>
+              <w:t>트래블 북(스토리) 작성/조회, 피드 공유, 동행자 팔로우, 신고</w:t>
+            </w:r>
+          </w:p>
+        </w:tc>
+      </w:tr>
+      <w:tr>
+        <w:tc>
+          <w:tcPr>
+            <w:tcW w:type="dxa" w:w="3120"/>
+            <w:shd w:fill="F8FAFC"/>
+          </w:tcPr>
+          <w:p>
+            <w:r>
+              <w:rPr>
+                <w:color w:val="1E293B"/>
+                <w:sz w:val="19"/>
+              </w:rPr>
+              <w:t>`routes/experience.ts`</w:t>
+            </w:r>
+          </w:p>
+        </w:tc>
+        <w:tc>
+          <w:tcPr>
+            <w:tcW w:type="dxa" w:w="3120"/>
+            <w:shd w:fill="F8FAFC"/>
+          </w:tcPr>
+          <w:p>
+            <w:r>
+              <w:rPr>
+                <w:color w:val="1E293B"/>
+                <w:sz w:val="19"/>
+              </w:rPr>
+              <w:t>7개</w:t>
+            </w:r>
+          </w:p>
+        </w:tc>
+        <w:tc>
+          <w:tcPr>
+            <w:tcW w:type="dxa" w:w="3120"/>
+            <w:shd w:fill="F8FAFC"/>
+          </w:tcPr>
+          <w:p>
+            <w:r>
+              <w:rPr>
+                <w:color w:val="1E293B"/>
+                <w:sz w:val="19"/>
+              </w:rPr>
+              <w:t>부산 지역 축제/이벤트, 기념품샵, 실시간 날씨 예보 및 준비물</w:t>
+            </w:r>
+          </w:p>
+        </w:tc>
+      </w:tr>
+      <w:tr>
+        <w:tc>
+          <w:tcPr>
+            <w:tcW w:type="dxa" w:w="3120"/>
+            <w:shd w:fill="FFFFFF"/>
+          </w:tcPr>
+          <w:p>
+            <w:r>
+              <w:rPr>
+                <w:color w:val="1E293B"/>
+                <w:sz w:val="19"/>
+              </w:rPr>
+              <w:t>`routes/collaboration.ts`</w:t>
+            </w:r>
+          </w:p>
+        </w:tc>
+        <w:tc>
+          <w:tcPr>
+            <w:tcW w:type="dxa" w:w="3120"/>
+            <w:shd w:fill="FFFFFF"/>
+          </w:tcPr>
+          <w:p>
+            <w:r>
+              <w:rPr>
+                <w:color w:val="1E293B"/>
+                <w:sz w:val="19"/>
+              </w:rPr>
+              <w:t>6개</w:t>
+            </w:r>
+          </w:p>
+        </w:tc>
+        <w:tc>
+          <w:tcPr>
+            <w:tcW w:type="dxa" w:w="3120"/>
+            <w:shd w:fill="FFFFFF"/>
+          </w:tcPr>
+          <w:p>
+            <w:r>
+              <w:rPr>
+                <w:color w:val="1E293B"/>
+                <w:sz w:val="19"/>
+              </w:rPr>
+              <w:t>동행자 실시간 공동 편집, 초대 링크 발급 및 수락</w:t>
+            </w:r>
+          </w:p>
+        </w:tc>
+      </w:tr>
+      <w:tr>
+        <w:tc>
+          <w:tcPr>
+            <w:tcW w:type="dxa" w:w="3120"/>
+            <w:shd w:fill="F8FAFC"/>
+          </w:tcPr>
+          <w:p>
+            <w:r>
+              <w:rPr>
+                <w:color w:val="1E293B"/>
+                <w:sz w:val="19"/>
+              </w:rPr>
+              <w:t>`routes/commerce.ts`</w:t>
+            </w:r>
+          </w:p>
+        </w:tc>
+        <w:tc>
+          <w:tcPr>
+            <w:tcW w:type="dxa" w:w="3120"/>
+            <w:shd w:fill="F8FAFC"/>
+          </w:tcPr>
+          <w:p>
+            <w:r>
+              <w:rPr>
+                <w:color w:val="1E293B"/>
+                <w:sz w:val="19"/>
+              </w:rPr>
+              <w:t>5개</w:t>
+            </w:r>
+          </w:p>
+        </w:tc>
+        <w:tc>
+          <w:tcPr>
+            <w:tcW w:type="dxa" w:w="3120"/>
+            <w:shd w:fill="F8FAFC"/>
+          </w:tcPr>
+          <w:p>
+            <w:r>
+              <w:rPr>
+                <w:color w:val="1E293B"/>
+                <w:sz w:val="19"/>
+              </w:rPr>
+              <w:t>스폰서 광고 노출/클릭 트래킹, 숙소 제휴 예약 링크 연동</w:t>
+            </w:r>
+          </w:p>
+        </w:tc>
+      </w:tr>
+      <w:tr>
+        <w:tc>
+          <w:tcPr>
+            <w:tcW w:type="dxa" w:w="3120"/>
+            <w:shd w:fill="FFFFFF"/>
+          </w:tcPr>
+          <w:p>
+            <w:r>
+              <w:rPr>
+                <w:color w:val="1E293B"/>
+                <w:sz w:val="19"/>
+              </w:rPr>
+              <w:t>`routes/analytics.ts`</w:t>
+            </w:r>
+          </w:p>
+        </w:tc>
+        <w:tc>
+          <w:tcPr>
+            <w:tcW w:type="dxa" w:w="3120"/>
+            <w:shd w:fill="FFFFFF"/>
+          </w:tcPr>
+          <w:p>
+            <w:r>
+              <w:rPr>
+                <w:color w:val="1E293B"/>
+                <w:sz w:val="19"/>
+              </w:rPr>
+              <w:t>5개</w:t>
+            </w:r>
+          </w:p>
+        </w:tc>
+        <w:tc>
+          <w:tcPr>
+            <w:tcW w:type="dxa" w:w="3120"/>
+            <w:shd w:fill="FFFFFF"/>
+          </w:tcPr>
+          <w:p>
+            <w:r>
+              <w:rPr>
+                <w:color w:val="1E293B"/>
+                <w:sz w:val="19"/>
+              </w:rPr>
+              <w:t>사용자 행동 로그 수집, 선호도 통계, 시스템 KPI 지표</w:t>
+            </w:r>
+          </w:p>
+        </w:tc>
+      </w:tr>
+    </w:tbl>
+    <w:p/>
+    <w:p>
+      <w:r>
+        <w:t>---</w:t>
+      </w:r>
+    </w:p>
+    <w:p>
+      <w:pPr>
+        <w:spacing w:before="280" w:after="120"/>
+      </w:pPr>
+      <w:r>
+        <w:rPr>
+          <w:b/>
+          <w:color w:val="0284C7"/>
+          <w:sz w:val="30"/>
+        </w:rPr>
+        <w:t>9. 6인 팀 역할 분담 및 기술 스택</w:t>
       </w:r>
     </w:p>
     <w:tbl>
@@ -2406,7 +2982,7 @@
           <w:color w:val="0284C7"/>
           <w:sz w:val="30"/>
         </w:rPr>
-        <w:t>9. 2단계 마일스톤 개발 계획</w:t>
+        <w:t>10. 2단계 마일스톤 개발 계획</w:t>
       </w:r>
     </w:p>
     <w:p>
@@ -2474,7 +3050,7 @@
           <w:color w:val="0284C7"/>
           <w:sz w:val="30"/>
         </w:rPr>
-        <w:t>10. 크로스플랫폼 배포 전략 &amp; 스토어 심사 통과 가이드</w:t>
+        <w:t>11. 크로스플랫폼 배포 전략 &amp; 스토어 심사 통과 가이드</w:t>
       </w:r>
     </w:p>
     <w:p>
@@ -2487,7 +3063,7 @@
           <w:color w:val="0F172A"/>
           <w:sz w:val="25"/>
         </w:rPr>
-        <w:t>10.1 Apple App Store 심사 통과 3대 필수 요건</w:t>
+        <w:t>11.1 Apple App Store 심사 통과 3대 필수 요건</w:t>
       </w:r>
     </w:p>
     <w:p>
@@ -2570,7 +3146,7 @@
           <w:color w:val="0F172A"/>
           <w:sz w:val="25"/>
         </w:rPr>
-        <w:t>10.2 Google Play Console 출시 요건</w:t>
+        <w:t>11.2 Google Play Console 출시 요건</w:t>
       </w:r>
     </w:p>
     <w:p>
@@ -2596,7 +3172,7 @@
           <w:color w:val="0284C7"/>
           <w:sz w:val="30"/>
         </w:rPr>
-        <w:t>11. KPI 및 위험 관리</w:t>
+        <w:t>12. KPI 및 위험 관리 방안</w:t>
       </w:r>
     </w:p>
     <w:tbl>
